--- a/manuscript/Paper6_Babalola.docx
+++ b/manuscript/Paper6_Babalola.docx
@@ -1838,24 +1838,6 @@
           <w:b/>
           <w:bCs/>
         </w:rPr>
-        <w:t xml:space="preserve">AI-assistance disclosure.</w:t>
-      </w:r>
-      <w:r>
-        <w:t xml:space="preserve"> </w:t>
-      </w:r>
-      <w:r>
-        <w:t xml:space="preserve">Generative AI (Claude, Anthropic) was used to assist with code development, code review and language editing. The author designed the study, specified all models and parameters, verified and interpreted all results, and takes full responsibility for the content. AI systems are not authors.</w:t>
-      </w:r>
-    </w:p>
-    <w:p>
-      <w:pPr>
-        <w:pStyle w:val="BodyText"/>
-      </w:pPr>
-      <w:r>
-        <w:rPr>
-          <w:b/>
-          <w:bCs/>
-        </w:rPr>
         <w:t xml:space="preserve">CRediT statement.</w:t>
       </w:r>
       <w:r>

--- a/manuscript/Paper6_Babalola.docx
+++ b/manuscript/Paper6_Babalola.docx
@@ -35,6 +35,35 @@
         </w:rPr>
         <w:t xml:space="preserve">(corresponding author)</w:t>
       </w:r>
+      <w:r>
+        <w:t xml:space="preserve">,</w:t>
+      </w:r>
+      <w:r>
+        <w:t xml:space="preserve"> </w:t>
+      </w:r>
+      <w:r>
+        <w:rPr>
+          <w:b/>
+          <w:bCs/>
+        </w:rPr>
+        <w:t xml:space="preserve">Eniola Zainab Olamilekan</w:t>
+      </w:r>
+      <w:r>
+        <w:t xml:space="preserve">¹,</w:t>
+      </w:r>
+      <w:r>
+        <w:t xml:space="preserve"> </w:t>
+      </w:r>
+      <w:r>
+        <w:rPr>
+          <w:b/>
+          <w:bCs/>
+        </w:rPr>
+        <w:t xml:space="preserve">Temitope Ologunbaba</w:t>
+      </w:r>
+      <w:r>
+        <w:t xml:space="preserve">²</w:t>
+      </w:r>
     </w:p>
     <w:p>
       <w:pPr>
@@ -42,6 +71,14 @@
       </w:pPr>
       <w:r>
         <w:t xml:space="preserve">¹ Department of Actuarial Science and Quantitative Risk Analysis and Management, Georgia State University, Atlanta, GA, USA. obabalola4@student.gsu.edu</w:t>
+      </w:r>
+    </w:p>
+    <w:p>
+      <w:pPr>
+        <w:pStyle w:val="BodyText"/>
+      </w:pPr>
+      <w:r>
+        <w:t xml:space="preserve">² Faculty of Engineering, Federal University of Technology, Akure, Nigeria.</w:t>
       </w:r>
     </w:p>
     <w:p>
@@ -1853,6 +1890,32 @@
       <w:r>
         <w:t xml:space="preserve">: conceptualization, methodology, software, formal analysis, data curation, writing (original draft), writing (review and editing).</w:t>
       </w:r>
+      <w:r>
+        <w:t xml:space="preserve"> </w:t>
+      </w:r>
+      <w:r>
+        <w:rPr>
+          <w:b/>
+          <w:bCs/>
+        </w:rPr>
+        <w:t xml:space="preserve">Eniola Zainab Olamilekan</w:t>
+      </w:r>
+      <w:r>
+        <w:t xml:space="preserve">: roles to be confirmed by the authors.</w:t>
+      </w:r>
+      <w:r>
+        <w:t xml:space="preserve"> </w:t>
+      </w:r>
+      <w:r>
+        <w:rPr>
+          <w:b/>
+          <w:bCs/>
+        </w:rPr>
+        <w:t xml:space="preserve">Temitope Ologunbaba</w:t>
+      </w:r>
+      <w:r>
+        <w:t xml:space="preserve">: roles to be confirmed by the authors.</w:t>
+      </w:r>
     </w:p>
     <w:p>
       <w:r>

--- a/manuscript/Paper6_Babalola.docx
+++ b/manuscript/Paper6_Babalola.docx
@@ -1867,57 +1867,6 @@
       </w:r>
     </w:p>
     <w:p>
-      <w:pPr>
-        <w:pStyle w:val="BodyText"/>
-      </w:pPr>
-      <w:r>
-        <w:rPr>
-          <w:b/>
-          <w:bCs/>
-        </w:rPr>
-        <w:t xml:space="preserve">CRediT statement.</w:t>
-      </w:r>
-      <w:r>
-        <w:t xml:space="preserve"> </w:t>
-      </w:r>
-      <w:r>
-        <w:rPr>
-          <w:b/>
-          <w:bCs/>
-        </w:rPr>
-        <w:t xml:space="preserve">Oluwatosin Dorcas Babalola</w:t>
-      </w:r>
-      <w:r>
-        <w:t xml:space="preserve">: conceptualization, methodology, software, formal analysis, data curation, writing (original draft), writing (review and editing).</w:t>
-      </w:r>
-      <w:r>
-        <w:t xml:space="preserve"> </w:t>
-      </w:r>
-      <w:r>
-        <w:rPr>
-          <w:b/>
-          <w:bCs/>
-        </w:rPr>
-        <w:t xml:space="preserve">Eniola Zainab Olamilekan</w:t>
-      </w:r>
-      <w:r>
-        <w:t xml:space="preserve">: roles to be confirmed by the authors.</w:t>
-      </w:r>
-      <w:r>
-        <w:t xml:space="preserve"> </w:t>
-      </w:r>
-      <w:r>
-        <w:rPr>
-          <w:b/>
-          <w:bCs/>
-        </w:rPr>
-        <w:t xml:space="preserve">Temitope Ologunbaba</w:t>
-      </w:r>
-      <w:r>
-        <w:t xml:space="preserve">: roles to be confirmed by the authors.</w:t>
-      </w:r>
-    </w:p>
-    <w:p>
       <w:r>
         <w:pict>
           <v:rect style="width:0;height:1.5pt" o:hralign="center" o:hrstd="t" o:hr="t"/>

--- a/manuscript/Paper6_Babalola.docx
+++ b/manuscript/Paper6_Babalola.docx
@@ -46,7 +46,7 @@
           <w:b/>
           <w:bCs/>
         </w:rPr>
-        <w:t xml:space="preserve">Eniola Zainab Olamilekan</w:t>
+        <w:t xml:space="preserve">Chisom Adiegwu</w:t>
       </w:r>
       <w:r>
         <w:t xml:space="preserve">¹,</w:t>
@@ -59,10 +59,10 @@
           <w:b/>
           <w:bCs/>
         </w:rPr>
-        <w:t xml:space="preserve">Temitope Ologunbaba</w:t>
+        <w:t xml:space="preserve">Eniola Zainab Olamilekan</w:t>
       </w:r>
       <w:r>
-        <w:t xml:space="preserve">²</w:t>
+        <w:t xml:space="preserve">¹</w:t>
       </w:r>
     </w:p>
     <w:p>
@@ -71,14 +71,6 @@
       </w:pPr>
       <w:r>
         <w:t xml:space="preserve">¹ Department of Actuarial Science and Quantitative Risk Analysis and Management, Georgia State University, Atlanta, GA, USA. obabalola4@student.gsu.edu</w:t>
-      </w:r>
-    </w:p>
-    <w:p>
-      <w:pPr>
-        <w:pStyle w:val="BodyText"/>
-      </w:pPr>
-      <w:r>
-        <w:t xml:space="preserve">² Faculty of Engineering, Federal University of Technology, Akure, Nigeria.</w:t>
       </w:r>
     </w:p>
     <w:p>
